--- a/packages/Resume/Resume - Muhammad Hasnain Fatmi.docx
+++ b/packages/Resume/Resume - Muhammad Hasnain Fatmi.docx
@@ -143,7 +143,29 @@
             <w:bCs/>
             <w:szCs w:val="20"/>
           </w:rPr>
-          <w:t>LinkedIn: hasnain-fatmi</w:t>
+          <w:t xml:space="preserve">LinkedIn: </w:t>
+        </w:r>
+        <w:proofErr w:type="spellStart"/>
+        <w:r>
+          <w:rPr>
+            <w:rStyle w:val="Hyperlink"/>
+            <w:rFonts w:ascii="Times New Roman" w:hAnsi="Times New Roman" w:cs="Times New Roman"/>
+            <w:b/>
+            <w:bCs/>
+            <w:szCs w:val="20"/>
+          </w:rPr>
+          <w:t>hasnain</w:t>
+        </w:r>
+        <w:proofErr w:type="spellEnd"/>
+        <w:r>
+          <w:rPr>
+            <w:rStyle w:val="Hyperlink"/>
+            <w:rFonts w:ascii="Times New Roman" w:hAnsi="Times New Roman" w:cs="Times New Roman"/>
+            <w:b/>
+            <w:bCs/>
+            <w:szCs w:val="20"/>
+          </w:rPr>
+          <w:t>-fatmi</w:t>
         </w:r>
       </w:hyperlink>
       <w:r>
@@ -415,7 +437,18 @@
           <w:sz w:val="23"/>
           <w:szCs w:val="23"/>
         </w:rPr>
-        <w:t xml:space="preserve">                                                                                      </w:t>
+        <w:t xml:space="preserve">                                                                                   </w:t>
+      </w:r>
+      <w:proofErr w:type="gramStart"/>
+      <w:r>
+        <w:rPr>
+          <w:rFonts w:ascii="Times New Roman" w:hAnsi="Times New Roman" w:cs="Times New Roman"/>
+          <w:i/>
+          <w:iCs/>
+          <w:sz w:val="23"/>
+          <w:szCs w:val="23"/>
+        </w:rPr>
+        <w:t xml:space="preserve">   </w:t>
       </w:r>
       <w:r>
         <w:rPr>
@@ -424,75 +457,30 @@
           <w:bCs/>
           <w:szCs w:val="20"/>
         </w:rPr>
-        <w:t>(Sep 2021 – June 2025)</w:t>
+        <w:t>(</w:t>
+      </w:r>
+      <w:proofErr w:type="gramEnd"/>
+      <w:r>
+        <w:rPr>
+          <w:rFonts w:ascii="Times New Roman" w:hAnsi="Times New Roman" w:cs="Times New Roman"/>
+          <w:b/>
+          <w:bCs/>
+          <w:szCs w:val="20"/>
+        </w:rPr>
+        <w:t>Sep 2021 – June 2025)</w:t>
       </w:r>
     </w:p>
     <w:p>
       <w:pPr>
-        <w:pStyle w:val="ListParagraph"/>
-        <w:numPr>
-          <w:ilvl w:val="0"/>
-          <w:numId w:val="39"/>
-        </w:numPr>
         <w:spacing w:after="0"/>
         <w:jc w:val="both"/>
         <w:rPr>
-          <w:rFonts w:ascii="Times New Roman" w:eastAsia="Times New Roman" w:hAnsi="Times New Roman" w:cs="Times New Roman"/>
-          <w:color w:val="auto"/>
-          <w:sz w:val="24"/>
-          <w:szCs w:val="24"/>
-          <w:lang w:eastAsia="en-US"/>
-        </w:rPr>
-      </w:pPr>
-      <w:r>
-        <w:rPr>
-          <w:rFonts w:ascii="Calibri-Bold" w:eastAsia="Times New Roman" w:hAnsi="Calibri-Bold" w:cs="Times New Roman"/>
+          <w:rFonts w:ascii="Times New Roman" w:hAnsi="Times New Roman" w:cs="Times New Roman"/>
           <w:b/>
           <w:bCs/>
-          <w:color w:val="000000"/>
-          <w:sz w:val="22"/>
-          <w:lang w:eastAsia="en-US"/>
+          <w:szCs w:val="20"/>
         </w:rPr>
-        <w:t>C</w:t>
-      </w:r>
-      <w:r>
-        <w:rPr>
-          <w:rFonts w:ascii="Calibri-Bold" w:eastAsia="Times New Roman" w:hAnsi="Calibri-Bold" w:cs="Times New Roman"/>
-          <w:b/>
-          <w:bCs/>
-          <w:color w:val="000000"/>
-          <w:sz w:val="22"/>
-          <w:lang w:eastAsia="en-US"/>
-        </w:rPr>
-        <w:t xml:space="preserve">GPA: </w:t>
-      </w:r>
-      <w:r>
-        <w:rPr>
-          <w:rFonts w:ascii="Calibri" w:eastAsia="Times New Roman" w:hAnsi="Calibri" w:cs="Calibri"/>
-          <w:color w:val="000000"/>
-          <w:sz w:val="22"/>
-          <w:lang w:eastAsia="en-US"/>
-        </w:rPr>
-        <w:t>3.</w:t>
-      </w:r>
-      <w:r>
-        <w:rPr>
-          <w:rFonts w:ascii="Calibri" w:eastAsia="Times New Roman" w:hAnsi="Calibri" w:cs="Calibri"/>
-          <w:color w:val="000000"/>
-          <w:sz w:val="22"/>
-          <w:lang w:eastAsia="en-US"/>
-        </w:rPr>
-        <w:t>00</w:t>
-      </w:r>
-      <w:r>
-        <w:rPr>
-          <w:rFonts w:ascii="Calibri" w:eastAsia="Times New Roman" w:hAnsi="Calibri" w:cs="Calibri"/>
-          <w:color w:val="000000"/>
-          <w:sz w:val="22"/>
-          <w:lang w:eastAsia="en-US"/>
-        </w:rPr>
-        <w:t>/4.00</w:t>
-      </w:r>
+      </w:pPr>
     </w:p>
     <w:p>
       <w:pPr>
@@ -701,7 +689,18 @@
           <w:sz w:val="23"/>
           <w:szCs w:val="23"/>
         </w:rPr>
-        <w:t xml:space="preserve">                 </w:t>
+        <w:t xml:space="preserve">              </w:t>
+      </w:r>
+      <w:proofErr w:type="gramStart"/>
+      <w:r>
+        <w:rPr>
+          <w:rFonts w:ascii="Times New Roman" w:hAnsi="Times New Roman" w:cs="Times New Roman"/>
+          <w:b/>
+          <w:bCs/>
+          <w:sz w:val="23"/>
+          <w:szCs w:val="23"/>
+        </w:rPr>
+        <w:t xml:space="preserve">   </w:t>
       </w:r>
       <w:r>
         <w:rPr>
@@ -712,6 +711,7 @@
         </w:rPr>
         <w:t>(</w:t>
       </w:r>
+      <w:proofErr w:type="gramEnd"/>
       <w:r>
         <w:rPr>
           <w:rFonts w:ascii="Times New Roman" w:hAnsi="Times New Roman" w:cs="Times New Roman"/>
@@ -1111,7 +1111,18 @@
           <w:sz w:val="23"/>
           <w:szCs w:val="23"/>
         </w:rPr>
-        <w:t xml:space="preserve">                                                                                     </w:t>
+        <w:t xml:space="preserve">                                                                                  </w:t>
+      </w:r>
+      <w:proofErr w:type="gramStart"/>
+      <w:r>
+        <w:rPr>
+          <w:rFonts w:ascii="Times New Roman" w:hAnsi="Times New Roman" w:cs="Times New Roman"/>
+          <w:b/>
+          <w:bCs/>
+          <w:sz w:val="23"/>
+          <w:szCs w:val="23"/>
+        </w:rPr>
+        <w:t xml:space="preserve">   </w:t>
       </w:r>
       <w:r>
         <w:rPr>
@@ -1120,7 +1131,17 @@
           <w:bCs/>
           <w:szCs w:val="20"/>
         </w:rPr>
-        <w:t xml:space="preserve">(Jul 2024 – </w:t>
+        <w:t>(</w:t>
+      </w:r>
+      <w:proofErr w:type="gramEnd"/>
+      <w:r>
+        <w:rPr>
+          <w:rFonts w:ascii="Times New Roman" w:hAnsi="Times New Roman" w:cs="Times New Roman"/>
+          <w:b/>
+          <w:bCs/>
+          <w:szCs w:val="20"/>
+        </w:rPr>
+        <w:t xml:space="preserve">Jul 2024 – </w:t>
       </w:r>
       <w:r>
         <w:rPr>
@@ -1402,8 +1423,20 @@
           <w:sz w:val="22"/>
           <w:szCs w:val="24"/>
         </w:rPr>
-        <w:t xml:space="preserve">                          (</w:t>
+        <w:t xml:space="preserve">                       </w:t>
       </w:r>
+      <w:proofErr w:type="gramStart"/>
+      <w:r>
+        <w:rPr>
+          <w:rFonts w:ascii="Times New Roman" w:hAnsi="Times New Roman" w:cs="Times New Roman"/>
+          <w:b/>
+          <w:bCs/>
+          <w:sz w:val="22"/>
+          <w:szCs w:val="24"/>
+        </w:rPr>
+        <w:t xml:space="preserve">   (</w:t>
+      </w:r>
+      <w:proofErr w:type="gramEnd"/>
       <w:r>
         <w:rPr>
           <w:rFonts w:ascii="Times New Roman" w:hAnsi="Times New Roman" w:cs="Times New Roman"/>
@@ -1764,7 +1797,25 @@
           <w:sz w:val="23"/>
           <w:szCs w:val="23"/>
         </w:rPr>
-        <w:t>Implemented a secure and scalable backend with Firebase Auth, Firestore, and Cloud Functions.</w:t>
+        <w:t xml:space="preserve">Implemented a secure and scalable backend with Firebase Auth, </w:t>
+      </w:r>
+      <w:proofErr w:type="spellStart"/>
+      <w:r>
+        <w:rPr>
+          <w:rFonts w:ascii="Times New Roman" w:hAnsi="Times New Roman" w:cs="Times New Roman"/>
+          <w:sz w:val="23"/>
+          <w:szCs w:val="23"/>
+        </w:rPr>
+        <w:t>Firestore</w:t>
+      </w:r>
+      <w:proofErr w:type="spellEnd"/>
+      <w:r>
+        <w:rPr>
+          <w:rFonts w:ascii="Times New Roman" w:hAnsi="Times New Roman" w:cs="Times New Roman"/>
+          <w:sz w:val="23"/>
+          <w:szCs w:val="23"/>
+        </w:rPr>
+        <w:t>, and Cloud Functions.</w:t>
       </w:r>
     </w:p>
     <w:p>
@@ -1780,6 +1831,7 @@
         </w:rPr>
       </w:pPr>
       <w:hyperlink r:id="rId15" w:history="1">
+        <w:proofErr w:type="spellStart"/>
         <w:r>
           <w:rPr>
             <w:rStyle w:val="Hyperlink"/>
@@ -1789,7 +1841,19 @@
             <w:sz w:val="22"/>
             <w:szCs w:val="24"/>
           </w:rPr>
-          <w:t>DCACNet-CD</w:t>
+          <w:t>DCACNet</w:t>
+        </w:r>
+        <w:proofErr w:type="spellEnd"/>
+        <w:r>
+          <w:rPr>
+            <w:rStyle w:val="Hyperlink"/>
+            <w:rFonts w:ascii="Times New Roman" w:hAnsi="Times New Roman" w:cs="Times New Roman"/>
+            <w:b/>
+            <w:bCs/>
+            <w:sz w:val="22"/>
+            <w:szCs w:val="24"/>
+          </w:rPr>
+          <w:t>-CD</w:t>
         </w:r>
       </w:hyperlink>
       <w:r>
@@ -2249,7 +2313,7 @@
           <w:szCs w:val="23"/>
           <w:lang w:eastAsia="en-US"/>
         </w:rPr>
-        <w:t>Implemented key functions such as image processing, scaling, and model training, leading to a30% reduction in classification errors. Integrated the successfully trained model into a Django-based application.</w:t>
+        <w:t>Implemented key functions such as image processing, scaling, and model training, leading to 30% reduction in classification errors. Integrated the successfully trained model into a Django-based application.</w:t>
       </w:r>
     </w:p>
     <w:p>
@@ -2451,7 +2515,8 @@
         <w:jc w:val="both"/>
         <w:rPr>
           <w:rFonts w:ascii="Times New Roman" w:hAnsi="Times New Roman" w:cs="Times New Roman"/>
-          <w:sz w:val="22"/>
+          <w:sz w:val="23"/>
+          <w:szCs w:val="23"/>
         </w:rPr>
       </w:pPr>
       <w:r>
@@ -2461,54 +2526,7 @@
           <w:bCs/>
           <w:sz w:val="22"/>
         </w:rPr>
-        <w:t>Cloud &amp; DevOps:</w:t>
-      </w:r>
-      <w:r>
-        <w:rPr>
-          <w:rFonts w:ascii="Times New Roman" w:hAnsi="Times New Roman" w:cs="Times New Roman"/>
-          <w:sz w:val="22"/>
-        </w:rPr>
-        <w:t xml:space="preserve"> </w:t>
-      </w:r>
-      <w:r>
-        <w:rPr>
-          <w:rFonts w:ascii="Times New Roman" w:hAnsi="Times New Roman" w:cs="Times New Roman"/>
-          <w:sz w:val="22"/>
-        </w:rPr>
-        <w:t xml:space="preserve">                   </w:t>
-      </w:r>
-      <w:r>
-        <w:rPr>
-          <w:rFonts w:ascii="Times New Roman" w:hAnsi="Times New Roman" w:cs="Times New Roman"/>
-          <w:sz w:val="23"/>
-          <w:szCs w:val="23"/>
-        </w:rPr>
-        <w:t>Docker, GitHub Actions, GCP</w:t>
-      </w:r>
-    </w:p>
-    <w:p>
-      <w:pPr>
-        <w:pStyle w:val="ListBullet"/>
-        <w:numPr>
-          <w:ilvl w:val="0"/>
-          <w:numId w:val="0"/>
-        </w:numPr>
-        <w:spacing w:after="0" w:line="276" w:lineRule="auto"/>
-        <w:jc w:val="both"/>
-        <w:rPr>
-          <w:rFonts w:ascii="Times New Roman" w:hAnsi="Times New Roman" w:cs="Times New Roman"/>
-          <w:sz w:val="23"/>
-          <w:szCs w:val="23"/>
-        </w:rPr>
-      </w:pPr>
-      <w:r>
-        <w:rPr>
-          <w:rFonts w:ascii="Times New Roman" w:hAnsi="Times New Roman" w:cs="Times New Roman"/>
-          <w:b/>
-          <w:bCs/>
-          <w:sz w:val="22"/>
-        </w:rPr>
-        <w:t>Other Tools</w:t>
+        <w:t>Other</w:t>
       </w:r>
       <w:r>
         <w:rPr>
@@ -2540,7 +2558,14 @@
           <w:rFonts w:ascii="Times New Roman" w:hAnsi="Times New Roman" w:cs="Times New Roman"/>
           <w:sz w:val="22"/>
         </w:rPr>
-        <w:t xml:space="preserve">                       </w:t>
+        <w:t xml:space="preserve">               </w:t>
+      </w:r>
+      <w:r>
+        <w:rPr>
+          <w:rFonts w:ascii="Times New Roman" w:hAnsi="Times New Roman" w:cs="Times New Roman"/>
+          <w:sz w:val="22"/>
+        </w:rPr>
+        <w:t xml:space="preserve">                      </w:t>
       </w:r>
       <w:r>
         <w:rPr>
@@ -2548,15 +2573,50 @@
           <w:sz w:val="23"/>
           <w:szCs w:val="23"/>
         </w:rPr>
-        <w:t>Airbyte, DBT, Snowflake, Metabase</w:t>
+        <w:t>Docker, GitHub Actions, GCP</w:t>
       </w:r>
+      <w:r>
+        <w:rPr>
+          <w:rFonts w:ascii="Times New Roman" w:hAnsi="Times New Roman" w:cs="Times New Roman"/>
+          <w:sz w:val="22"/>
+        </w:rPr>
+        <w:t xml:space="preserve">, </w:t>
+      </w:r>
+      <w:proofErr w:type="spellStart"/>
       <w:r>
         <w:rPr>
           <w:rFonts w:ascii="Times New Roman" w:hAnsi="Times New Roman" w:cs="Times New Roman"/>
           <w:sz w:val="23"/>
           <w:szCs w:val="23"/>
         </w:rPr>
-        <w:t xml:space="preserve"> </w:t>
+        <w:t>Airbyte</w:t>
+      </w:r>
+      <w:proofErr w:type="spellEnd"/>
+      <w:r>
+        <w:rPr>
+          <w:rFonts w:ascii="Times New Roman" w:hAnsi="Times New Roman" w:cs="Times New Roman"/>
+          <w:sz w:val="23"/>
+          <w:szCs w:val="23"/>
+        </w:rPr>
+        <w:t xml:space="preserve">, DBT, Snowflake, </w:t>
+      </w:r>
+      <w:proofErr w:type="spellStart"/>
+      <w:r>
+        <w:rPr>
+          <w:rFonts w:ascii="Times New Roman" w:hAnsi="Times New Roman" w:cs="Times New Roman"/>
+          <w:sz w:val="23"/>
+          <w:szCs w:val="23"/>
+        </w:rPr>
+        <w:t>Metabase</w:t>
+      </w:r>
+      <w:proofErr w:type="spellEnd"/>
+      <w:r>
+        <w:rPr>
+          <w:rFonts w:ascii="Times New Roman" w:hAnsi="Times New Roman" w:cs="Times New Roman"/>
+          <w:sz w:val="23"/>
+          <w:szCs w:val="23"/>
+        </w:rPr>
+        <w:t>, Power Bi</w:t>
       </w:r>
     </w:p>
     <w:sectPr>
@@ -31612,14 +31672,6 @@
     <w:pitch w:val="variable"/>
     <w:sig w:usb0="E4002EFF" w:usb1="C200247B" w:usb2="00000009" w:usb3="00000000" w:csb0="000001FF" w:csb1="00000000"/>
   </w:font>
-  <w:font w:name="Calibri-Bold">
-    <w:altName w:val="Calibri"/>
-    <w:panose1 w:val="00000000000000000000"/>
-    <w:charset w:val="00"/>
-    <w:family w:val="roman"/>
-    <w:notTrueType/>
-    <w:pitch w:val="default"/>
-  </w:font>
   <w:font w:name="Calibri Light">
     <w:panose1 w:val="020F0302020204030204"/>
     <w:charset w:val="00"/>
@@ -31680,6 +31732,7 @@
     <w:rsid w:val="00553F7F"/>
     <w:rsid w:val="005C0817"/>
     <w:rsid w:val="005C2F35"/>
+    <w:rsid w:val="005D2535"/>
     <w:rsid w:val="005D2CBA"/>
     <w:rsid w:val="005F13A6"/>
     <w:rsid w:val="00653797"/>
@@ -31722,6 +31775,7 @@
     <w:rsid w:val="00C36C8E"/>
     <w:rsid w:val="00C41780"/>
     <w:rsid w:val="00CA7E75"/>
+    <w:rsid w:val="00CB7540"/>
     <w:rsid w:val="00CC10DB"/>
     <w:rsid w:val="00CD4857"/>
     <w:rsid w:val="00D36976"/>
@@ -32466,6 +32520,10 @@
 </file>
 
 <file path=customXml/item1.xml><?xml version="1.0" encoding="utf-8"?>
+<b:Sources xmlns:b="http://schemas.openxmlformats.org/officeDocument/2006/bibliography" xmlns="http://schemas.openxmlformats.org/officeDocument/2006/bibliography" SelectedStyle="\APASixthEditionOfficeOnline.xsl" StyleName="APA" Version="6"/>
+</file>
+
+<file path=customXml/item2.xml><?xml version="1.0" encoding="utf-8"?>
 <ct:contentTypeSchema xmlns:ct="http://schemas.microsoft.com/office/2006/metadata/contentType" xmlns:ma="http://schemas.microsoft.com/office/2006/metadata/properties/metaAttributes" ct:_="" ma:_="" ma:contentTypeName="Document" ma:contentTypeID="0x01010079F111ED35F8CC479449609E8A0923A6" ma:contentTypeVersion="26" ma:contentTypeDescription="Create a new document." ma:contentTypeScope="" ma:versionID="ac37c1753acd5e330d2062ccec26ea66">
   <xsd:schema xmlns:xsd="http://www.w3.org/2001/XMLSchema" xmlns:xs="http://www.w3.org/2001/XMLSchema" xmlns:p="http://schemas.microsoft.com/office/2006/metadata/properties" xmlns:ns1="http://schemas.microsoft.com/sharepoint/v3" xmlns:ns2="71af3243-3dd4-4a8d-8c0d-dd76da1f02a5" xmlns:ns3="16c05727-aa75-4e4a-9b5f-8a80a1165891" xmlns:ns4="230e9df3-be65-4c73-a93b-d1236ebd677e" targetNamespace="http://schemas.microsoft.com/office/2006/metadata/properties" ma:root="true" ma:fieldsID="3b340c7101c92c5120abd06486f94548" ns1:_="" ns2:_="" ns3:_="" ns4:_="">
     <xsd:import namespace="http://schemas.microsoft.com/sharepoint/v3"/>
@@ -32765,11 +32823,16 @@
 </ct:contentTypeSchema>
 </file>
 
-<file path=customXml/item2.xml><?xml version="1.0" encoding="utf-8"?>
-<b:Sources xmlns:b="http://schemas.openxmlformats.org/officeDocument/2006/bibliography" xmlns="http://schemas.openxmlformats.org/officeDocument/2006/bibliography" SelectedStyle="\APASixthEditionOfficeOnline.xsl" StyleName="APA" Version="6"/>
+<file path=customXml/item3.xml><?xml version="1.0" encoding="utf-8"?>
+<?mso-contentType ?>
+<FormTemplates xmlns="http://schemas.microsoft.com/sharepoint/v3/contenttype/forms">
+  <Display>DocumentLibraryForm</Display>
+  <Edit>DocumentLibraryForm</Edit>
+  <New>DocumentLibraryForm</New>
+</FormTemplates>
 </file>
 
-<file path=customXml/item3.xml><?xml version="1.0" encoding="utf-8"?>
+<file path=customXml/item4.xml><?xml version="1.0" encoding="utf-8"?>
 <p:properties xmlns:p="http://schemas.microsoft.com/office/2006/metadata/properties" xmlns:xsi="http://www.w3.org/2001/XMLSchema-instance" xmlns:pc="http://schemas.microsoft.com/office/infopath/2007/PartnerControls">
   <documentManagement>
     <_ip_UnifiedCompliancePolicyUIAction xmlns="http://schemas.microsoft.com/sharepoint/v3" xsi:nil="true"/>
@@ -32789,16 +32852,15 @@
 </p:properties>
 </file>
 
-<file path=customXml/item4.xml><?xml version="1.0" encoding="utf-8"?>
-<?mso-contentType ?>
-<FormTemplates xmlns="http://schemas.microsoft.com/sharepoint/v3/contenttype/forms">
-  <Display>DocumentLibraryForm</Display>
-  <Edit>DocumentLibraryForm</Edit>
-  <New>DocumentLibraryForm</New>
-</FormTemplates>
+<file path=customXml/itemProps1.xml><?xml version="1.0" encoding="utf-8"?>
+<ds:datastoreItem xmlns:ds="http://schemas.openxmlformats.org/officeDocument/2006/customXml" ds:itemID="{80A9F6A7-C362-4B22-98E3-15EE865AB95D}">
+  <ds:schemaRefs>
+    <ds:schemaRef ds:uri="http://schemas.openxmlformats.org/officeDocument/2006/bibliography"/>
+  </ds:schemaRefs>
+</ds:datastoreItem>
 </file>
 
-<file path=customXml/itemProps1.xml><?xml version="1.0" encoding="utf-8"?>
+<file path=customXml/itemProps2.xml><?xml version="1.0" encoding="utf-8"?>
 <ds:datastoreItem xmlns:ds="http://schemas.openxmlformats.org/officeDocument/2006/customXml" ds:itemID="{46268ACC-32FC-4261-BF80-5F6DE34E1C11}">
   <ds:schemaRefs>
     <ds:schemaRef ds:uri="http://schemas.microsoft.com/office/2006/metadata/contentType"/>
@@ -32819,15 +32881,15 @@
 </ds:datastoreItem>
 </file>
 
-<file path=customXml/itemProps2.xml><?xml version="1.0" encoding="utf-8"?>
-<ds:datastoreItem xmlns:ds="http://schemas.openxmlformats.org/officeDocument/2006/customXml" ds:itemID="{80A9F6A7-C362-4B22-98E3-15EE865AB95D}">
+<file path=customXml/itemProps3.xml><?xml version="1.0" encoding="utf-8"?>
+<ds:datastoreItem xmlns:ds="http://schemas.openxmlformats.org/officeDocument/2006/customXml" ds:itemID="{AABE5AEB-BD32-46FB-B4E8-5C314C3FA503}">
   <ds:schemaRefs>
-    <ds:schemaRef ds:uri="http://schemas.openxmlformats.org/officeDocument/2006/bibliography"/>
+    <ds:schemaRef ds:uri="http://schemas.microsoft.com/sharepoint/v3/contenttype/forms"/>
   </ds:schemaRefs>
 </ds:datastoreItem>
 </file>
 
-<file path=customXml/itemProps3.xml><?xml version="1.0" encoding="utf-8"?>
+<file path=customXml/itemProps4.xml><?xml version="1.0" encoding="utf-8"?>
 <ds:datastoreItem xmlns:ds="http://schemas.openxmlformats.org/officeDocument/2006/customXml" ds:itemID="{A9893E80-0AB2-4C42-8D6E-F0C64251EDE9}">
   <ds:schemaRefs>
     <ds:schemaRef ds:uri="http://schemas.microsoft.com/office/2006/metadata/properties"/>
@@ -32839,14 +32901,6 @@
 </ds:datastoreItem>
 </file>
 
-<file path=customXml/itemProps4.xml><?xml version="1.0" encoding="utf-8"?>
-<ds:datastoreItem xmlns:ds="http://schemas.openxmlformats.org/officeDocument/2006/customXml" ds:itemID="{AABE5AEB-BD32-46FB-B4E8-5C314C3FA503}">
-  <ds:schemaRefs>
-    <ds:schemaRef ds:uri="http://schemas.microsoft.com/sharepoint/v3/contenttype/forms"/>
-  </ds:schemaRefs>
-</ds:datastoreItem>
-</file>
-
 <file path=docMetadata/LabelInfo.xml><?xml version="1.0" encoding="utf-8"?>
 <clbl:labelList xmlns:clbl="http://schemas.microsoft.com/office/2020/mipLabelMetadata"/>
 </file>
--- a/packages/Resume/Resume - Muhammad Hasnain Fatmi.docx
+++ b/packages/Resume/Resume - Muhammad Hasnain Fatmi.docx
@@ -143,29 +143,7 @@
             <w:bCs/>
             <w:szCs w:val="20"/>
           </w:rPr>
-          <w:t xml:space="preserve">LinkedIn: </w:t>
-        </w:r>
-        <w:proofErr w:type="spellStart"/>
-        <w:r>
-          <w:rPr>
-            <w:rStyle w:val="Hyperlink"/>
-            <w:rFonts w:ascii="Times New Roman" w:hAnsi="Times New Roman" w:cs="Times New Roman"/>
-            <w:b/>
-            <w:bCs/>
-            <w:szCs w:val="20"/>
-          </w:rPr>
-          <w:t>hasnain</w:t>
-        </w:r>
-        <w:proofErr w:type="spellEnd"/>
-        <w:r>
-          <w:rPr>
-            <w:rStyle w:val="Hyperlink"/>
-            <w:rFonts w:ascii="Times New Roman" w:hAnsi="Times New Roman" w:cs="Times New Roman"/>
-            <w:b/>
-            <w:bCs/>
-            <w:szCs w:val="20"/>
-          </w:rPr>
-          <w:t>-fatmi</w:t>
+          <w:t>LinkedIn: hasnain-fatmi</w:t>
         </w:r>
       </w:hyperlink>
       <w:r>
@@ -437,18 +415,7 @@
           <w:sz w:val="23"/>
           <w:szCs w:val="23"/>
         </w:rPr>
-        <w:t xml:space="preserve">                                                                                   </w:t>
-      </w:r>
-      <w:proofErr w:type="gramStart"/>
-      <w:r>
-        <w:rPr>
-          <w:rFonts w:ascii="Times New Roman" w:hAnsi="Times New Roman" w:cs="Times New Roman"/>
-          <w:i/>
-          <w:iCs/>
-          <w:sz w:val="23"/>
-          <w:szCs w:val="23"/>
-        </w:rPr>
-        <w:t xml:space="preserve">   </w:t>
+        <w:t xml:space="preserve">                                                                                      </w:t>
       </w:r>
       <w:r>
         <w:rPr>
@@ -457,17 +424,7 @@
           <w:bCs/>
           <w:szCs w:val="20"/>
         </w:rPr>
-        <w:t>(</w:t>
-      </w:r>
-      <w:proofErr w:type="gramEnd"/>
-      <w:r>
-        <w:rPr>
-          <w:rFonts w:ascii="Times New Roman" w:hAnsi="Times New Roman" w:cs="Times New Roman"/>
-          <w:b/>
-          <w:bCs/>
-          <w:szCs w:val="20"/>
-        </w:rPr>
-        <w:t>Sep 2021 – June 2025)</w:t>
+        <w:t>(Sep 2021 – June 2025)</w:t>
       </w:r>
     </w:p>
     <w:p>
@@ -689,18 +646,7 @@
           <w:sz w:val="23"/>
           <w:szCs w:val="23"/>
         </w:rPr>
-        <w:t xml:space="preserve">              </w:t>
-      </w:r>
-      <w:proofErr w:type="gramStart"/>
-      <w:r>
-        <w:rPr>
-          <w:rFonts w:ascii="Times New Roman" w:hAnsi="Times New Roman" w:cs="Times New Roman"/>
-          <w:b/>
-          <w:bCs/>
-          <w:sz w:val="23"/>
-          <w:szCs w:val="23"/>
-        </w:rPr>
-        <w:t xml:space="preserve">   </w:t>
+        <w:t xml:space="preserve">                 </w:t>
       </w:r>
       <w:r>
         <w:rPr>
@@ -711,7 +657,6 @@
         </w:rPr>
         <w:t>(</w:t>
       </w:r>
-      <w:proofErr w:type="gramEnd"/>
       <w:r>
         <w:rPr>
           <w:rFonts w:ascii="Times New Roman" w:hAnsi="Times New Roman" w:cs="Times New Roman"/>
@@ -1111,18 +1056,7 @@
           <w:sz w:val="23"/>
           <w:szCs w:val="23"/>
         </w:rPr>
-        <w:t xml:space="preserve">                                                                                  </w:t>
-      </w:r>
-      <w:proofErr w:type="gramStart"/>
-      <w:r>
-        <w:rPr>
-          <w:rFonts w:ascii="Times New Roman" w:hAnsi="Times New Roman" w:cs="Times New Roman"/>
-          <w:b/>
-          <w:bCs/>
-          <w:sz w:val="23"/>
-          <w:szCs w:val="23"/>
-        </w:rPr>
-        <w:t xml:space="preserve">   </w:t>
+        <w:t xml:space="preserve">                                                                                     </w:t>
       </w:r>
       <w:r>
         <w:rPr>
@@ -1131,17 +1065,7 @@
           <w:bCs/>
           <w:szCs w:val="20"/>
         </w:rPr>
-        <w:t>(</w:t>
-      </w:r>
-      <w:proofErr w:type="gramEnd"/>
-      <w:r>
-        <w:rPr>
-          <w:rFonts w:ascii="Times New Roman" w:hAnsi="Times New Roman" w:cs="Times New Roman"/>
-          <w:b/>
-          <w:bCs/>
-          <w:szCs w:val="20"/>
-        </w:rPr>
-        <w:t xml:space="preserve">Jul 2024 – </w:t>
+        <w:t xml:space="preserve">(Jul 2024 – </w:t>
       </w:r>
       <w:r>
         <w:rPr>
@@ -1218,7 +1142,7 @@
           <w:sz w:val="23"/>
           <w:szCs w:val="23"/>
         </w:rPr>
-        <w:t xml:space="preserve">Worked alongside senior </w:t>
+        <w:t xml:space="preserve">Worked with senior engineers to </w:t>
       </w:r>
       <w:r>
         <w:rPr>
@@ -1226,7 +1150,7 @@
           <w:sz w:val="23"/>
           <w:szCs w:val="23"/>
         </w:rPr>
-        <w:t>engineers</w:t>
+        <w:t>gather</w:t>
       </w:r>
       <w:r>
         <w:rPr>
@@ -1234,7 +1158,7 @@
           <w:sz w:val="23"/>
           <w:szCs w:val="23"/>
         </w:rPr>
-        <w:t xml:space="preserve"> to understand requirements and implement assigned tasks.</w:t>
+        <w:t xml:space="preserve"> requirements and functional specifications to ensure alignment between development and client goals.</w:t>
       </w:r>
     </w:p>
     <w:p>
@@ -1423,20 +1347,8 @@
           <w:sz w:val="22"/>
           <w:szCs w:val="24"/>
         </w:rPr>
-        <w:t xml:space="preserve">                       </w:t>
+        <w:t xml:space="preserve">                          (</w:t>
       </w:r>
-      <w:proofErr w:type="gramStart"/>
-      <w:r>
-        <w:rPr>
-          <w:rFonts w:ascii="Times New Roman" w:hAnsi="Times New Roman" w:cs="Times New Roman"/>
-          <w:b/>
-          <w:bCs/>
-          <w:sz w:val="22"/>
-          <w:szCs w:val="24"/>
-        </w:rPr>
-        <w:t xml:space="preserve">   (</w:t>
-      </w:r>
-      <w:proofErr w:type="gramEnd"/>
       <w:r>
         <w:rPr>
           <w:rFonts w:ascii="Times New Roman" w:hAnsi="Times New Roman" w:cs="Times New Roman"/>
@@ -1797,25 +1709,7 @@
           <w:sz w:val="23"/>
           <w:szCs w:val="23"/>
         </w:rPr>
-        <w:t xml:space="preserve">Implemented a secure and scalable backend with Firebase Auth, </w:t>
-      </w:r>
-      <w:proofErr w:type="spellStart"/>
-      <w:r>
-        <w:rPr>
-          <w:rFonts w:ascii="Times New Roman" w:hAnsi="Times New Roman" w:cs="Times New Roman"/>
-          <w:sz w:val="23"/>
-          <w:szCs w:val="23"/>
-        </w:rPr>
-        <w:t>Firestore</w:t>
-      </w:r>
-      <w:proofErr w:type="spellEnd"/>
-      <w:r>
-        <w:rPr>
-          <w:rFonts w:ascii="Times New Roman" w:hAnsi="Times New Roman" w:cs="Times New Roman"/>
-          <w:sz w:val="23"/>
-          <w:szCs w:val="23"/>
-        </w:rPr>
-        <w:t>, and Cloud Functions.</w:t>
+        <w:t>Implemented a secure and scalable backend with Firebase Auth, Firestore, and Cloud Functions.</w:t>
       </w:r>
     </w:p>
     <w:p>
@@ -1831,7 +1725,6 @@
         </w:rPr>
       </w:pPr>
       <w:hyperlink r:id="rId15" w:history="1">
-        <w:proofErr w:type="spellStart"/>
         <w:r>
           <w:rPr>
             <w:rStyle w:val="Hyperlink"/>
@@ -1841,19 +1734,7 @@
             <w:sz w:val="22"/>
             <w:szCs w:val="24"/>
           </w:rPr>
-          <w:t>DCACNet</w:t>
-        </w:r>
-        <w:proofErr w:type="spellEnd"/>
-        <w:r>
-          <w:rPr>
-            <w:rStyle w:val="Hyperlink"/>
-            <w:rFonts w:ascii="Times New Roman" w:hAnsi="Times New Roman" w:cs="Times New Roman"/>
-            <w:b/>
-            <w:bCs/>
-            <w:sz w:val="22"/>
-            <w:szCs w:val="24"/>
-          </w:rPr>
-          <w:t>-CD</w:t>
+          <w:t>DCACNet-CD</w:t>
         </w:r>
       </w:hyperlink>
       <w:r>
@@ -2582,34 +2463,14 @@
         </w:rPr>
         <w:t xml:space="preserve">, </w:t>
       </w:r>
-      <w:proofErr w:type="spellStart"/>
       <w:r>
         <w:rPr>
           <w:rFonts w:ascii="Times New Roman" w:hAnsi="Times New Roman" w:cs="Times New Roman"/>
           <w:sz w:val="23"/>
           <w:szCs w:val="23"/>
         </w:rPr>
-        <w:t>Airbyte</w:t>
+        <w:t>Airbyte, DBT, Snowflake, Metabase</w:t>
       </w:r>
-      <w:proofErr w:type="spellEnd"/>
-      <w:r>
-        <w:rPr>
-          <w:rFonts w:ascii="Times New Roman" w:hAnsi="Times New Roman" w:cs="Times New Roman"/>
-          <w:sz w:val="23"/>
-          <w:szCs w:val="23"/>
-        </w:rPr>
-        <w:t xml:space="preserve">, DBT, Snowflake, </w:t>
-      </w:r>
-      <w:proofErr w:type="spellStart"/>
-      <w:r>
-        <w:rPr>
-          <w:rFonts w:ascii="Times New Roman" w:hAnsi="Times New Roman" w:cs="Times New Roman"/>
-          <w:sz w:val="23"/>
-          <w:szCs w:val="23"/>
-        </w:rPr>
-        <w:t>Metabase</w:t>
-      </w:r>
-      <w:proofErr w:type="spellEnd"/>
       <w:r>
         <w:rPr>
           <w:rFonts w:ascii="Times New Roman" w:hAnsi="Times New Roman" w:cs="Times New Roman"/>
@@ -6736,7 +6597,6 @@
   <w:style w:type="character" w:default="1" w:styleId="DefaultParagraphFont">
     <w:name w:val="Default Paragraph Font"/>
     <w:uiPriority w:val="1"/>
-    <w:semiHidden/>
     <w:unhideWhenUsed/>
   </w:style>
   <w:style w:type="table" w:default="1" w:styleId="TableNormal">
@@ -31735,6 +31595,7 @@
     <w:rsid w:val="005D2535"/>
     <w:rsid w:val="005D2CBA"/>
     <w:rsid w:val="005F13A6"/>
+    <w:rsid w:val="00607A44"/>
     <w:rsid w:val="00653797"/>
     <w:rsid w:val="00657D21"/>
     <w:rsid w:val="00683B14"/>
@@ -31751,6 +31612,7 @@
     <w:rsid w:val="008362EB"/>
     <w:rsid w:val="00837C76"/>
     <w:rsid w:val="00857554"/>
+    <w:rsid w:val="00857C35"/>
     <w:rsid w:val="008756CC"/>
     <w:rsid w:val="008B4E3B"/>
     <w:rsid w:val="0091646A"/>
@@ -32520,10 +32382,6 @@
 </file>
 
 <file path=customXml/item1.xml><?xml version="1.0" encoding="utf-8"?>
-<b:Sources xmlns:b="http://schemas.openxmlformats.org/officeDocument/2006/bibliography" xmlns="http://schemas.openxmlformats.org/officeDocument/2006/bibliography" SelectedStyle="\APASixthEditionOfficeOnline.xsl" StyleName="APA" Version="6"/>
-</file>
-
-<file path=customXml/item2.xml><?xml version="1.0" encoding="utf-8"?>
 <ct:contentTypeSchema xmlns:ct="http://schemas.microsoft.com/office/2006/metadata/contentType" xmlns:ma="http://schemas.microsoft.com/office/2006/metadata/properties/metaAttributes" ct:_="" ma:_="" ma:contentTypeName="Document" ma:contentTypeID="0x01010079F111ED35F8CC479449609E8A0923A6" ma:contentTypeVersion="26" ma:contentTypeDescription="Create a new document." ma:contentTypeScope="" ma:versionID="ac37c1753acd5e330d2062ccec26ea66">
   <xsd:schema xmlns:xsd="http://www.w3.org/2001/XMLSchema" xmlns:xs="http://www.w3.org/2001/XMLSchema" xmlns:p="http://schemas.microsoft.com/office/2006/metadata/properties" xmlns:ns1="http://schemas.microsoft.com/sharepoint/v3" xmlns:ns2="71af3243-3dd4-4a8d-8c0d-dd76da1f02a5" xmlns:ns3="16c05727-aa75-4e4a-9b5f-8a80a1165891" xmlns:ns4="230e9df3-be65-4c73-a93b-d1236ebd677e" targetNamespace="http://schemas.microsoft.com/office/2006/metadata/properties" ma:root="true" ma:fieldsID="3b340c7101c92c5120abd06486f94548" ns1:_="" ns2:_="" ns3:_="" ns4:_="">
     <xsd:import namespace="http://schemas.microsoft.com/sharepoint/v3"/>
@@ -32823,16 +32681,11 @@
 </ct:contentTypeSchema>
 </file>
 
-<file path=customXml/item3.xml><?xml version="1.0" encoding="utf-8"?>
-<?mso-contentType ?>
-<FormTemplates xmlns="http://schemas.microsoft.com/sharepoint/v3/contenttype/forms">
-  <Display>DocumentLibraryForm</Display>
-  <Edit>DocumentLibraryForm</Edit>
-  <New>DocumentLibraryForm</New>
-</FormTemplates>
+<file path=customXml/item2.xml><?xml version="1.0" encoding="utf-8"?>
+<b:Sources xmlns:b="http://schemas.openxmlformats.org/officeDocument/2006/bibliography" xmlns="http://schemas.openxmlformats.org/officeDocument/2006/bibliography" SelectedStyle="\APASixthEditionOfficeOnline.xsl" StyleName="APA" Version="6"/>
 </file>
 
-<file path=customXml/item4.xml><?xml version="1.0" encoding="utf-8"?>
+<file path=customXml/item3.xml><?xml version="1.0" encoding="utf-8"?>
 <p:properties xmlns:p="http://schemas.microsoft.com/office/2006/metadata/properties" xmlns:xsi="http://www.w3.org/2001/XMLSchema-instance" xmlns:pc="http://schemas.microsoft.com/office/infopath/2007/PartnerControls">
   <documentManagement>
     <_ip_UnifiedCompliancePolicyUIAction xmlns="http://schemas.microsoft.com/sharepoint/v3" xsi:nil="true"/>
@@ -32852,15 +32705,16 @@
 </p:properties>
 </file>
 
-<file path=customXml/itemProps1.xml><?xml version="1.0" encoding="utf-8"?>
-<ds:datastoreItem xmlns:ds="http://schemas.openxmlformats.org/officeDocument/2006/customXml" ds:itemID="{80A9F6A7-C362-4B22-98E3-15EE865AB95D}">
-  <ds:schemaRefs>
-    <ds:schemaRef ds:uri="http://schemas.openxmlformats.org/officeDocument/2006/bibliography"/>
-  </ds:schemaRefs>
-</ds:datastoreItem>
+<file path=customXml/item4.xml><?xml version="1.0" encoding="utf-8"?>
+<?mso-contentType ?>
+<FormTemplates xmlns="http://schemas.microsoft.com/sharepoint/v3/contenttype/forms">
+  <Display>DocumentLibraryForm</Display>
+  <Edit>DocumentLibraryForm</Edit>
+  <New>DocumentLibraryForm</New>
+</FormTemplates>
 </file>
 
-<file path=customXml/itemProps2.xml><?xml version="1.0" encoding="utf-8"?>
+<file path=customXml/itemProps1.xml><?xml version="1.0" encoding="utf-8"?>
 <ds:datastoreItem xmlns:ds="http://schemas.openxmlformats.org/officeDocument/2006/customXml" ds:itemID="{46268ACC-32FC-4261-BF80-5F6DE34E1C11}">
   <ds:schemaRefs>
     <ds:schemaRef ds:uri="http://schemas.microsoft.com/office/2006/metadata/contentType"/>
@@ -32881,15 +32735,15 @@
 </ds:datastoreItem>
 </file>
 
-<file path=customXml/itemProps3.xml><?xml version="1.0" encoding="utf-8"?>
-<ds:datastoreItem xmlns:ds="http://schemas.openxmlformats.org/officeDocument/2006/customXml" ds:itemID="{AABE5AEB-BD32-46FB-B4E8-5C314C3FA503}">
+<file path=customXml/itemProps2.xml><?xml version="1.0" encoding="utf-8"?>
+<ds:datastoreItem xmlns:ds="http://schemas.openxmlformats.org/officeDocument/2006/customXml" ds:itemID="{80A9F6A7-C362-4B22-98E3-15EE865AB95D}">
   <ds:schemaRefs>
-    <ds:schemaRef ds:uri="http://schemas.microsoft.com/sharepoint/v3/contenttype/forms"/>
+    <ds:schemaRef ds:uri="http://schemas.openxmlformats.org/officeDocument/2006/bibliography"/>
   </ds:schemaRefs>
 </ds:datastoreItem>
 </file>
 
-<file path=customXml/itemProps4.xml><?xml version="1.0" encoding="utf-8"?>
+<file path=customXml/itemProps3.xml><?xml version="1.0" encoding="utf-8"?>
 <ds:datastoreItem xmlns:ds="http://schemas.openxmlformats.org/officeDocument/2006/customXml" ds:itemID="{A9893E80-0AB2-4C42-8D6E-F0C64251EDE9}">
   <ds:schemaRefs>
     <ds:schemaRef ds:uri="http://schemas.microsoft.com/office/2006/metadata/properties"/>
@@ -32901,6 +32755,14 @@
 </ds:datastoreItem>
 </file>
 
+<file path=customXml/itemProps4.xml><?xml version="1.0" encoding="utf-8"?>
+<ds:datastoreItem xmlns:ds="http://schemas.openxmlformats.org/officeDocument/2006/customXml" ds:itemID="{AABE5AEB-BD32-46FB-B4E8-5C314C3FA503}">
+  <ds:schemaRefs>
+    <ds:schemaRef ds:uri="http://schemas.microsoft.com/sharepoint/v3/contenttype/forms"/>
+  </ds:schemaRefs>
+</ds:datastoreItem>
+</file>
+
 <file path=docMetadata/LabelInfo.xml><?xml version="1.0" encoding="utf-8"?>
 <clbl:labelList xmlns:clbl="http://schemas.microsoft.com/office/2020/mipLabelMetadata"/>
 </file>